--- a/150 HKD Meal Plan.docx
+++ b/150 HKD Meal Plan.docx
@@ -69,6 +69,7 @@
         </w:rPr>
         <w:t>(</w:t>
       </w:r>
+      <w:proofErr w:type="spellStart"/>
       <w:r>
         <w:rPr>
           <w:rFonts w:ascii="Arial" w:hAnsi="Arial" w:cs="Arial"/>
@@ -76,7 +77,17 @@
           <w:bCs/>
           <w:szCs w:val="24"/>
         </w:rPr>
-        <w:t>Demae Sesame Oil Noodle 91GM</w:t>
+        <w:t>Demae</w:t>
+      </w:r>
+      <w:proofErr w:type="spellEnd"/>
+      <w:r>
+        <w:rPr>
+          <w:rFonts w:ascii="Arial" w:hAnsi="Arial" w:cs="Arial"/>
+          <w:b/>
+          <w:bCs/>
+          <w:szCs w:val="24"/>
+        </w:rPr>
+        <w:t xml:space="preserve"> Sesame Oil Noodle 91GM</w:t>
       </w:r>
       <w:r>
         <w:rPr>
@@ -262,7 +273,7 @@
           <w:rFonts w:ascii="Arial" w:hAnsi="Arial" w:cs="Arial"/>
           <w:szCs w:val="24"/>
         </w:rPr>
-        <w:t>7</w:t>
+        <w:t>5</w:t>
       </w:r>
       <w:r>
         <w:rPr>
@@ -291,7 +302,7 @@
           <w:rFonts w:ascii="Arial" w:hAnsi="Arial" w:cs="Arial"/>
           <w:szCs w:val="24"/>
         </w:rPr>
-        <w:t>28</w:t>
+        <w:t>20</w:t>
       </w:r>
     </w:p>
     <w:p>
@@ -581,7 +592,14 @@
           <w:rFonts w:ascii="Arial" w:hAnsi="Arial" w:cs="Arial"/>
           <w:szCs w:val="24"/>
         </w:rPr>
-        <w:t>31</w:t>
+        <w:t>3</w:t>
+      </w:r>
+      <w:r>
+        <w:rPr>
+          <w:rFonts w:ascii="Arial" w:hAnsi="Arial" w:cs="Arial"/>
+          <w:szCs w:val="24"/>
+        </w:rPr>
+        <w:t>3</w:t>
       </w:r>
     </w:p>
     <w:p>
@@ -998,7 +1016,7 @@
           <w:color w:val="4C94D8" w:themeColor="text2" w:themeTint="80"/>
           <w:szCs w:val="24"/>
         </w:rPr>
-        <w:t>150</w:t>
+        <w:t>144</w:t>
       </w:r>
     </w:p>
     <w:p>
@@ -1253,12 +1271,21 @@
         </w:rPr>
         <w:t xml:space="preserve">     Meal 1 – </w:t>
       </w:r>
-      <w:r>
-        <w:rPr>
-          <w:rFonts w:ascii="Arial" w:hAnsi="Arial" w:cs="Arial"/>
-          <w:szCs w:val="24"/>
-        </w:rPr>
-        <w:t>Demae Sesame Oil Noodle</w:t>
+      <w:proofErr w:type="spellStart"/>
+      <w:r>
+        <w:rPr>
+          <w:rFonts w:ascii="Arial" w:hAnsi="Arial" w:cs="Arial"/>
+          <w:szCs w:val="24"/>
+        </w:rPr>
+        <w:t>Demae</w:t>
+      </w:r>
+      <w:proofErr w:type="spellEnd"/>
+      <w:r>
+        <w:rPr>
+          <w:rFonts w:ascii="Arial" w:hAnsi="Arial" w:cs="Arial"/>
+          <w:szCs w:val="24"/>
+        </w:rPr>
+        <w:t xml:space="preserve"> Sesame Oil Noodle</w:t>
       </w:r>
       <w:r>
         <w:rPr>
@@ -1298,12 +1325,21 @@
         </w:rPr>
         <w:t xml:space="preserve">Portion: One packet </w:t>
       </w:r>
-      <w:r>
-        <w:rPr>
-          <w:rFonts w:ascii="Arial" w:hAnsi="Arial" w:cs="Arial"/>
-          <w:szCs w:val="24"/>
-        </w:rPr>
-        <w:t>Demae Sesame Oil Noodle</w:t>
+      <w:proofErr w:type="spellStart"/>
+      <w:r>
+        <w:rPr>
+          <w:rFonts w:ascii="Arial" w:hAnsi="Arial" w:cs="Arial"/>
+          <w:szCs w:val="24"/>
+        </w:rPr>
+        <w:t>Demae</w:t>
+      </w:r>
+      <w:proofErr w:type="spellEnd"/>
+      <w:r>
+        <w:rPr>
+          <w:rFonts w:ascii="Arial" w:hAnsi="Arial" w:cs="Arial"/>
+          <w:szCs w:val="24"/>
+        </w:rPr>
+        <w:t xml:space="preserve"> Sesame Oil Noodle</w:t>
       </w:r>
     </w:p>
     <w:p>
@@ -1652,7 +1688,7 @@
           <w:rFonts w:ascii="Arial" w:hAnsi="Arial" w:cs="Arial"/>
           <w:szCs w:val="24"/>
         </w:rPr>
-        <w:t>7</w:t>
+        <w:t>5</w:t>
       </w:r>
       <w:r>
         <w:rPr>
@@ -1721,6 +1757,7 @@
         <w:tab/>
         <w:t xml:space="preserve">        When cutting try to divide equally. One potato </w:t>
       </w:r>
+      <w:proofErr w:type="gramStart"/>
       <w:r>
         <w:rPr>
           <w:rFonts w:ascii="Arial" w:hAnsi="Arial" w:cs="Arial"/>
@@ -1728,6 +1765,7 @@
         </w:rPr>
         <w:t>divides</w:t>
       </w:r>
+      <w:proofErr w:type="gramEnd"/>
       <w:r>
         <w:rPr>
           <w:rFonts w:ascii="Arial" w:hAnsi="Arial" w:cs="Arial"/>
